--- a/aura-documents/output/word/04-client-policies/05-gift-vouchers-and-packages-terms.docx
+++ b/aura-documents/output/word/04-client-policies/05-gift-vouchers-and-packages-terms.docx
@@ -30,7 +30,7 @@
           <w:color w:val="7A6753"/>
           <w:sz w:val="16"/>
         </w:rPr>
-        <w:t xml:space="preserve">Document No. AUR-CLI-05 · Version 0.1 (Draft) · Owner: General Manager · Effective: </w:t>
+        <w:t xml:space="preserve">Document No. AUR-CLI-05 · Version 0.2 (Draft) · Owner: General Manager · Effective: </w:t>
       </w:r>
       <w:r>
         <w:rPr>
@@ -374,7 +374,7 @@
                 <w:color w:val="4A3A2C"/>
                 <w:sz w:val="17"/>
               </w:rPr>
-              <w:t>One named modality session, e.g. Infrared Sauna or Float &amp; Sensory Reset</w:t>
+              <w:t>One named modality session, e.g. Infrared Sauna, Dry Float Bed or Sound Healing</w:t>
             </w:r>
           </w:p>
         </w:tc>
@@ -521,7 +521,7 @@
                 <w:color w:val="4A3A2C"/>
                 <w:sz w:val="17"/>
               </w:rPr>
-              <w:t>"Not sure yet — build my reset", with the host-built 3-step sequence</w:t>
+              <w:t>First-visit Healer consultation and "Not sure yet — build my reset", with the host-built 3-step sequence</w:t>
             </w:r>
           </w:p>
         </w:tc>
@@ -647,7 +647,27 @@
           <w:color w:val="4A3A2C"/>
           <w:sz w:val="20"/>
         </w:rPr>
-        <w:t>Vouchers including IV Nutrient Therapy or Hyperbaric Oxygen are redeemable only after the recipient passes the clinician screen, subject to DHA requirements. If a recipient is not suitable for that modality, the voucher value can be used for any other modality.</w:t>
+        <w:t xml:space="preserve">Vouchers including Hyperbaric Oxygen are redeemable only after the recipient completes the pre-session health screen </w:t>
+      </w:r>
+      <w:r>
+        <w:rPr>
+          <w:rFonts w:ascii="Jost" w:hAnsi="Jost" w:cs="Jost" w:eastAsia="Jost"/>
+          <w:b w:val="0"/>
+          <w:i w:val="0"/>
+          <w:color w:val="A6754C"/>
+          <w:sz w:val="20"/>
+        </w:rPr>
+        <w:t>[confirm licensing requirements for hyperbaric with DHA / licensing authority]</w:t>
+      </w:r>
+      <w:r>
+        <w:rPr>
+          <w:rFonts w:ascii="Jost" w:hAnsi="Jost" w:cs="Jost" w:eastAsia="Jost"/>
+          <w:b w:val="0"/>
+          <w:i w:val="0"/>
+          <w:color w:val="4A3A2C"/>
+          <w:sz w:val="20"/>
+        </w:rPr>
+        <w:t>. If a recipient is not suitable for that modality, the voucher value can be used for any other modality.</w:t>
       </w:r>
     </w:p>
     <w:p>
@@ -1576,7 +1596,27 @@
                 <w:color w:val="A6754C"/>
                 <w:sz w:val="17"/>
               </w:rPr>
-              <w:t>[IV course]</w:t>
+              <w:t>[Healer programme]</w:t>
+            </w:r>
+          </w:p>
+        </w:tc>
+        <w:tc>
+          <w:tcPr>
+            <w:tcW w:type="dxa" w:w="2353"/>
+          </w:tcPr>
+          <w:p>
+            <w:pPr>
+              <w:spacing w:before="40" w:after="40" w:line="276" w:lineRule="auto"/>
+            </w:pPr>
+            <w:r>
+              <w:rPr>
+                <w:rFonts w:ascii="Jost" w:hAnsi="Jost" w:cs="Jost" w:eastAsia="Jost"/>
+                <w:b w:val="0"/>
+                <w:i w:val="0"/>
+                <w:color w:val="4A3A2C"/>
+                <w:sz w:val="17"/>
+              </w:rPr>
+              <w:t>A personalised package designed in the Healer consultation</w:t>
             </w:r>
           </w:p>
         </w:tc>
@@ -1596,37 +1636,7 @@
                 <w:color w:val="A6754C"/>
                 <w:sz w:val="17"/>
               </w:rPr>
-              <w:t>[___]</w:t>
-            </w:r>
-            <w:r>
-              <w:rPr>
-                <w:rFonts w:ascii="Jost" w:hAnsi="Jost" w:cs="Jost" w:eastAsia="Jost"/>
-                <w:b w:val="0"/>
-                <w:i w:val="0"/>
-                <w:color w:val="4A3A2C"/>
-                <w:sz w:val="17"/>
-              </w:rPr>
-              <w:t xml:space="preserve"> IV Nutrient Therapy sessions, one formula</w:t>
-            </w:r>
-          </w:p>
-        </w:tc>
-        <w:tc>
-          <w:tcPr>
-            <w:tcW w:type="dxa" w:w="2353"/>
-          </w:tcPr>
-          <w:p>
-            <w:pPr>
-              <w:spacing w:before="40" w:after="40" w:line="276" w:lineRule="auto"/>
-            </w:pPr>
-            <w:r>
-              <w:rPr>
-                <w:rFonts w:ascii="Jost" w:hAnsi="Jost" w:cs="Jost" w:eastAsia="Jost"/>
-                <w:b w:val="0"/>
-                <w:i w:val="0"/>
-                <w:color w:val="A6754C"/>
-                <w:sz w:val="17"/>
-              </w:rPr>
-              <w:t>[6 months]</w:t>
+              <w:t>[3 months]</w:t>
             </w:r>
           </w:p>
         </w:tc>
@@ -1960,7 +1970,7 @@
           <w:color w:val="4A3A2C"/>
           <w:sz w:val="20"/>
         </w:rPr>
-        <w:t xml:space="preserve"> prepaid session credits for employees, corporate memberships, private studio hire, small-group breathwork, or "Find your reset" days for teams </w:t>
+        <w:t xml:space="preserve"> prepaid session credits for employees, corporate memberships, private studio hire, small-group breathwork or sound healing, or "Find your reset" days for teams </w:t>
       </w:r>
       <w:r>
         <w:rPr>
@@ -2374,7 +2384,7 @@
           <w:color w:val="4A3A2C"/>
           <w:sz w:val="20"/>
         </w:rPr>
-        <w:t xml:space="preserve">. Corporate enquiries: General Manager, </w:t>
+        <w:t xml:space="preserve">. Vouchers and packages can be paid by Apple Pay, card or cash; Tabby will be added later. Corporate enquiries: General Manager, </w:t>
       </w:r>
       <w:r>
         <w:rPr>
